--- a/2022/Drafts/Compliance Documents/LMCV-HERS/2022-LMCV-MCH-23e-AirflowRate-AllZonesCallingOnly-WithCFVCS.docx
+++ b/2022/Drafts/Compliance Documents/LMCV-HERS/2022-LMCV-MCH-23e-AirflowRate-AllZonesCallingOnly-WithCFVCS.docx
@@ -1291,8 +1291,8 @@
         <w:tblLook w:val="0000" w:firstRow="0" w:lastRow="0" w:firstColumn="0" w:lastColumn="0" w:noHBand="0" w:noVBand="0"/>
       </w:tblPr>
       <w:tblGrid>
-        <w:gridCol w:w="474"/>
-        <w:gridCol w:w="5815"/>
+        <w:gridCol w:w="473"/>
+        <w:gridCol w:w="5816"/>
         <w:gridCol w:w="4501"/>
       </w:tblGrid>
       <w:tr>
@@ -13968,34 +13968,117 @@
             <w:pPr>
               <w:keepNext/>
               <w:rPr>
-                <w:rFonts w:asciiTheme="minorHAnsi" w:hAnsiTheme="minorHAnsi"/>
-                <w:sz w:val="18"/>
-                <w:szCs w:val="18"/>
-              </w:rPr>
-            </w:pPr>
-            <w:r>
-              <w:rPr>
-                <w:rFonts w:asciiTheme="minorHAnsi" w:hAnsiTheme="minorHAnsi"/>
-                <w:sz w:val="18"/>
-                <w:szCs w:val="18"/>
-              </w:rPr>
-              <w:t>Elseif parent is MCH-01a, and B1</w:t>
-            </w:r>
-            <w:r>
-              <w:rPr>
-                <w:rFonts w:asciiTheme="minorHAnsi" w:hAnsiTheme="minorHAnsi"/>
-                <w:sz w:val="18"/>
-                <w:szCs w:val="18"/>
-              </w:rPr>
-              <w:t>0</w:t>
-            </w:r>
-            <w:r>
-              <w:rPr>
-                <w:rFonts w:asciiTheme="minorHAnsi" w:hAnsiTheme="minorHAnsi"/>
-                <w:sz w:val="18"/>
-                <w:szCs w:val="18"/>
-              </w:rPr>
-              <w:t xml:space="preserve"> </w:t>
+                <w:ins w:id="43" w:author="Alhabibi, Haider@Energy" w:date="2024-04-09T09:05:00Z"/>
+                <w:rFonts w:asciiTheme="minorHAnsi" w:hAnsiTheme="minorHAnsi"/>
+                <w:sz w:val="18"/>
+                <w:szCs w:val="18"/>
+              </w:rPr>
+            </w:pPr>
+            <w:r>
+              <w:rPr>
+                <w:rFonts w:asciiTheme="minorHAnsi" w:hAnsiTheme="minorHAnsi"/>
+                <w:sz w:val="18"/>
+                <w:szCs w:val="18"/>
+              </w:rPr>
+              <w:t>Elseif parent is MCH-01a</w:t>
+            </w:r>
+            <w:ins w:id="44" w:author="Alhabibi, Haider@Energy" w:date="2024-04-09T09:05:00Z">
+              <w:r>
+                <w:rPr>
+                  <w:rFonts w:asciiTheme="minorHAnsi" w:hAnsiTheme="minorHAnsi"/>
+                  <w:sz w:val="18"/>
+                  <w:szCs w:val="18"/>
+                </w:rPr>
+                <w:t xml:space="preserve"> only:</w:t>
+              </w:r>
+            </w:ins>
+          </w:p>
+          <w:p>
+            <w:pPr>
+              <w:keepNext/>
+              <w:rPr>
+                <w:rFonts w:asciiTheme="minorHAnsi" w:hAnsiTheme="minorHAnsi"/>
+                <w:sz w:val="18"/>
+                <w:szCs w:val="18"/>
+              </w:rPr>
+            </w:pPr>
+            <w:ins w:id="45" w:author="Alhabibi, Haider@Energy" w:date="2024-04-09T09:05:00Z">
+              <w:r>
+                <w:rPr>
+                  <w:rFonts w:asciiTheme="minorHAnsi" w:hAnsiTheme="minorHAnsi"/>
+                  <w:sz w:val="18"/>
+                  <w:szCs w:val="18"/>
+                </w:rPr>
+                <w:t>If (B10 ≠ NA and B10 ≠ D09)</w:t>
+              </w:r>
+            </w:ins>
+            <w:del w:id="46" w:author="Alhabibi, Haider@Energy" w:date="2024-04-09T09:05:00Z">
+              <w:r>
+                <w:rPr>
+                  <w:rFonts w:asciiTheme="minorHAnsi" w:hAnsiTheme="minorHAnsi"/>
+                  <w:sz w:val="18"/>
+                  <w:szCs w:val="18"/>
+                </w:rPr>
+                <w:delText>, and B1</w:delText>
+              </w:r>
+              <w:r>
+                <w:rPr>
+                  <w:rFonts w:asciiTheme="minorHAnsi" w:hAnsiTheme="minorHAnsi"/>
+                  <w:sz w:val="18"/>
+                  <w:szCs w:val="18"/>
+                </w:rPr>
+                <w:delText>0</w:delText>
+              </w:r>
+              <w:r>
+                <w:rPr>
+                  <w:rFonts w:asciiTheme="minorHAnsi" w:hAnsiTheme="minorHAnsi"/>
+                  <w:sz w:val="18"/>
+                  <w:szCs w:val="18"/>
+                </w:rPr>
+                <w:delText xml:space="preserve"> </w:delText>
+              </w:r>
+              <w:r>
+                <w:rPr>
+                  <w:rFonts w:asciiTheme="minorHAnsi" w:hAnsiTheme="minorHAnsi" w:cstheme="minorHAnsi"/>
+                  <w:sz w:val="18"/>
+                  <w:szCs w:val="18"/>
+                </w:rPr>
+                <w:delText>≠</w:delText>
+              </w:r>
+              <w:r>
+                <w:rPr>
+                  <w:rFonts w:asciiTheme="minorHAnsi" w:hAnsiTheme="minorHAnsi"/>
+                  <w:sz w:val="18"/>
+                  <w:szCs w:val="18"/>
+                </w:rPr>
+                <w:delText xml:space="preserve"> D09</w:delText>
+              </w:r>
+            </w:del>
+            <w:r>
+              <w:rPr>
+                <w:rFonts w:asciiTheme="minorHAnsi" w:hAnsiTheme="minorHAnsi"/>
+                <w:sz w:val="18"/>
+                <w:szCs w:val="18"/>
+              </w:rPr>
+              <w:t>, then value = 350;</w:t>
+            </w:r>
+          </w:p>
+          <w:p>
+            <w:pPr>
+              <w:keepNext/>
+              <w:rPr>
+                <w:rFonts w:asciiTheme="minorHAnsi" w:hAnsiTheme="minorHAnsi"/>
+                <w:sz w:val="18"/>
+                <w:szCs w:val="18"/>
+              </w:rPr>
+            </w:pPr>
+            <w:r>
+              <w:rPr>
+                <w:rFonts w:asciiTheme="minorHAnsi" w:hAnsiTheme="minorHAnsi"/>
+                <w:sz w:val="18"/>
+                <w:szCs w:val="18"/>
+              </w:rPr>
+              <w:t xml:space="preserve">Elseif parent is MCH-01a, and C08 </w:t>
             </w:r>
             <w:r>
               <w:rPr>
@@ -14011,7 +14094,7 @@
                 <w:sz w:val="18"/>
                 <w:szCs w:val="18"/>
               </w:rPr>
-              <w:t xml:space="preserve"> D09, then value = 350;</w:t>
+              <w:t xml:space="preserve"> NA, then reference value from MCH-01a C08;</w:t>
             </w:r>
           </w:p>
           <w:p>
@@ -14028,35 +14111,64 @@
             <w:pPr>
               <w:keepNext/>
               <w:rPr>
-                <w:rFonts w:asciiTheme="minorHAnsi" w:hAnsiTheme="minorHAnsi"/>
-                <w:sz w:val="18"/>
-                <w:szCs w:val="18"/>
-              </w:rPr>
-            </w:pPr>
-            <w:r>
-              <w:rPr>
-                <w:rFonts w:asciiTheme="minorHAnsi" w:hAnsiTheme="minorHAnsi"/>
-                <w:sz w:val="18"/>
-                <w:szCs w:val="18"/>
-              </w:rPr>
-              <w:t xml:space="preserve">Elseif parent is MCH-01a, and C08 </w:t>
-            </w:r>
-            <w:r>
-              <w:rPr>
-                <w:rFonts w:asciiTheme="minorHAnsi" w:hAnsiTheme="minorHAnsi" w:cstheme="minorHAnsi"/>
-                <w:sz w:val="18"/>
-                <w:szCs w:val="18"/>
-              </w:rPr>
-              <w:t>≠</w:t>
-            </w:r>
-            <w:r>
-              <w:rPr>
-                <w:rFonts w:asciiTheme="minorHAnsi" w:hAnsiTheme="minorHAnsi"/>
-                <w:sz w:val="18"/>
-                <w:szCs w:val="18"/>
-              </w:rPr>
-              <w:t xml:space="preserve"> NA, then reference value from MCH-01a C08;</w:t>
-            </w:r>
+                <w:ins w:id="47" w:author="Alhabibi, Haider@Energy" w:date="2024-04-09T09:06:00Z"/>
+                <w:rFonts w:asciiTheme="minorHAnsi" w:hAnsiTheme="minorHAnsi"/>
+                <w:sz w:val="18"/>
+                <w:szCs w:val="18"/>
+              </w:rPr>
+            </w:pPr>
+            <w:ins w:id="48" w:author="Alhabibi, Haider@Energy" w:date="2024-04-09T09:06:00Z">
+              <w:r>
+                <w:rPr>
+                  <w:rFonts w:asciiTheme="minorHAnsi" w:hAnsiTheme="minorHAnsi"/>
+                  <w:sz w:val="18"/>
+                  <w:szCs w:val="18"/>
+                </w:rPr>
+                <w:t xml:space="preserve">Elseif parent is MCH-01d only: </w:t>
+              </w:r>
+            </w:ins>
+          </w:p>
+          <w:p>
+            <w:pPr>
+              <w:keepNext/>
+              <w:rPr>
+                <w:ins w:id="49" w:author="Alhabibi, Haider@Energy" w:date="2024-04-09T09:06:00Z"/>
+                <w:rFonts w:asciiTheme="minorHAnsi" w:hAnsiTheme="minorHAnsi"/>
+                <w:sz w:val="18"/>
+                <w:szCs w:val="18"/>
+              </w:rPr>
+            </w:pPr>
+            <w:ins w:id="50" w:author="Alhabibi, Haider@Energy" w:date="2024-04-09T09:06:00Z">
+              <w:r>
+                <w:rPr>
+                  <w:rFonts w:asciiTheme="minorHAnsi" w:hAnsiTheme="minorHAnsi"/>
+                  <w:sz w:val="18"/>
+                  <w:szCs w:val="18"/>
+                </w:rPr>
+                <w:t>If (B08 ≠ NA and B08 ≠ D09), then value = 350;</w:t>
+              </w:r>
+            </w:ins>
+          </w:p>
+          <w:p>
+            <w:pPr>
+              <w:keepNext/>
+              <w:rPr>
+                <w:ins w:id="51" w:author="Alhabibi, Haider@Energy" w:date="2024-04-09T09:06:00Z"/>
+                <w:rFonts w:asciiTheme="minorHAnsi" w:hAnsiTheme="minorHAnsi"/>
+                <w:sz w:val="18"/>
+                <w:szCs w:val="18"/>
+              </w:rPr>
+            </w:pPr>
+            <w:ins w:id="52" w:author="Alhabibi, Haider@Energy" w:date="2024-04-09T09:06:00Z">
+              <w:r>
+                <w:rPr>
+                  <w:rFonts w:asciiTheme="minorHAnsi" w:hAnsiTheme="minorHAnsi"/>
+                  <w:sz w:val="18"/>
+                  <w:szCs w:val="18"/>
+                </w:rPr>
+                <w:t>Elseif C08 ≠ NA, then reference value from MCH-01d C08;</w:t>
+              </w:r>
+            </w:ins>
           </w:p>
           <w:p>
             <w:pPr>
@@ -14546,7 +14658,7 @@
             <w:pPr>
               <w:keepNext/>
               <w:rPr>
-                <w:ins w:id="43" w:author="Alhabibi, Haider@Energy [2]" w:date="2023-11-03T12:22:00Z"/>
+                <w:ins w:id="53" w:author="Alhabibi, Haider@Energy [2]" w:date="2023-11-03T12:22:00Z"/>
                 <w:rFonts w:asciiTheme="minorHAnsi" w:hAnsiTheme="minorHAnsi"/>
                 <w:sz w:val="18"/>
                 <w:szCs w:val="18"/>
@@ -14560,16 +14672,46 @@
               </w:rPr>
               <w:t xml:space="preserve"> </w:t>
             </w:r>
-            <w:ins w:id="44" w:author="Alhabibi, Haider@Energy [2]" w:date="2023-11-03T12:22:00Z">
+            <w:ins w:id="54" w:author="Alhabibi, Haider@Energy [2]" w:date="2023-11-03T12:22:00Z">
               <w:r>
                 <w:rPr>
                   <w:rFonts w:asciiTheme="minorHAnsi" w:hAnsiTheme="minorHAnsi"/>
                   <w:sz w:val="18"/>
                   <w:szCs w:val="18"/>
                 </w:rPr>
-                <w:t xml:space="preserve">If parent document = CF2R-MCH-01b, then value = 300; </w:t>
+                <w:t xml:space="preserve">If parent document = </w:t>
+              </w:r>
+              <w:del w:id="55" w:author="Alhabibi, Haider@Energy" w:date="2024-04-09T09:06:00Z">
+                <w:r>
+                  <w:rPr>
+                    <w:rFonts w:asciiTheme="minorHAnsi" w:hAnsiTheme="minorHAnsi"/>
+                    <w:sz w:val="18"/>
+                    <w:szCs w:val="18"/>
+                  </w:rPr>
+                  <w:delText>CF2R</w:delText>
+                </w:r>
+              </w:del>
+            </w:ins>
+            <w:ins w:id="56" w:author="Alhabibi, Haider@Energy" w:date="2024-04-09T09:06:00Z">
+              <w:r>
+                <w:rPr>
+                  <w:rFonts w:asciiTheme="minorHAnsi" w:hAnsiTheme="minorHAnsi"/>
+                  <w:sz w:val="18"/>
+                  <w:szCs w:val="18"/>
+                </w:rPr>
+                <w:t>LMCI</w:t>
               </w:r>
             </w:ins>
+            <w:ins w:id="57" w:author="Alhabibi, Haider@Energy [2]" w:date="2023-11-03T12:22:00Z">
+              <w:r>
+                <w:rPr>
+                  <w:rFonts w:asciiTheme="minorHAnsi" w:hAnsiTheme="minorHAnsi"/>
+                  <w:sz w:val="18"/>
+                  <w:szCs w:val="18"/>
+                </w:rPr>
+                <w:t xml:space="preserve">-MCH-01b, then value = 300; </w:t>
+              </w:r>
+            </w:ins>
           </w:p>
           <w:p>
             <w:pPr>
@@ -14580,7 +14722,7 @@
                 <w:szCs w:val="18"/>
               </w:rPr>
             </w:pPr>
-            <w:ins w:id="45" w:author="Alhabibi, Haider@Energy [2]" w:date="2023-11-03T12:22:00Z">
+            <w:ins w:id="58" w:author="Alhabibi, Haider@Energy [2]" w:date="2023-11-03T12:22:00Z">
               <w:r>
                 <w:rPr>
                   <w:rFonts w:asciiTheme="minorHAnsi" w:hAnsiTheme="minorHAnsi"/>
@@ -21602,7 +21744,6 @@
   <w:style w:type="character" w:default="1" w:styleId="DefaultParagraphFont">
     <w:name w:val="Default Paragraph Font"/>
     <w:uiPriority w:val="1"/>
-    <w:semiHidden/>
     <w:unhideWhenUsed/>
   </w:style>
   <w:style w:type="table" w:default="1" w:styleId="TableNormal">
@@ -22577,40 +22718,8 @@
 </file>
 
 <file path=customXml/item3.xml><?xml version="1.0" encoding="utf-8"?>
-<p:properties xmlns:p="http://schemas.microsoft.com/office/2006/metadata/properties" xmlns:xsi="http://www.w3.org/2001/XMLSchema-instance" xmlns:pc="http://schemas.microsoft.com/office/infopath/2007/PartnerControls">
-  <documentManagement>
-    <b26d xmlns="785685f2-c2e1-4352-89aa-3faca8eaba52" xsi:nil="true"/>
-    <DateCCOReviewed xmlns="785685f2-c2e1-4352-89aa-3faca8eaba52" xsi:nil="true"/>
-    <oawc xmlns="785685f2-c2e1-4352-89aa-3faca8eaba52" xsi:nil="true"/>
-    <sipv xmlns="785685f2-c2e1-4352-89aa-3faca8eaba52" xsi:nil="true"/>
-    <_x0074_mv6 xmlns="785685f2-c2e1-4352-89aa-3faca8eaba52">
-      <UserInfo>
-        <DisplayName/>
-        <AccountId xsi:nil="true"/>
-        <AccountType/>
-      </UserInfo>
-    </_x0074_mv6>
-    <CCOReviewr xmlns="785685f2-c2e1-4352-89aa-3faca8eaba52" xsi:nil="true"/>
-    <TaxCatchAll xmlns="5067c814-4b34-462c-a21d-c185ff6548d2" xsi:nil="true"/>
-    <lcf76f155ced4ddcb4097134ff3c332f xmlns="785685f2-c2e1-4352-89aa-3faca8eaba52">
-      <Terms xmlns="http://schemas.microsoft.com/office/infopath/2007/PartnerControls"/>
-    </lcf76f155ced4ddcb4097134ff3c332f>
-  </documentManagement>
-</p:properties>
-</file>
-
-<file path=customXml/item4.xml><?xml version="1.0" encoding="utf-8"?>
-<?mso-contentType ?>
-<FormTemplates xmlns="http://schemas.microsoft.com/sharepoint/v3/contenttype/forms">
-  <Display>DocumentLibraryForm</Display>
-  <Edit>DocumentLibraryForm</Edit>
-  <New>DocumentLibraryForm</New>
-</FormTemplates>
-</file>
-
-<file path=customXml/item5.xml><?xml version="1.0" encoding="utf-8"?>
-<ct:contentTypeSchema xmlns:ct="http://schemas.microsoft.com/office/2006/metadata/contentType" xmlns:ma="http://schemas.microsoft.com/office/2006/metadata/properties/metaAttributes" ct:_="" ma:_="" ma:contentTypeName="Document" ma:contentTypeID="0x01010061DC9A153AAEEE45BACE06E01F8272AC" ma:contentTypeVersion="21" ma:contentTypeDescription="Create a new document." ma:contentTypeScope="" ma:versionID="88efdf97b65d09c9d0c7bbf944c2dedf">
-  <xsd:schema xmlns:xsd="http://www.w3.org/2001/XMLSchema" xmlns:xs="http://www.w3.org/2001/XMLSchema" xmlns:p="http://schemas.microsoft.com/office/2006/metadata/properties" xmlns:ns2="785685f2-c2e1-4352-89aa-3faca8eaba52" xmlns:ns3="5067c814-4b34-462c-a21d-c185ff6548d2" targetNamespace="http://schemas.microsoft.com/office/2006/metadata/properties" ma:root="true" ma:fieldsID="ea7966bcb5d37bb36b188e4d473f173a" ns2:_="" ns3:_="">
+<ct:contentTypeSchema xmlns:ct="http://schemas.microsoft.com/office/2006/metadata/contentType" xmlns:ma="http://schemas.microsoft.com/office/2006/metadata/properties/metaAttributes" ct:_="" ma:_="" ma:contentTypeName="Document" ma:contentTypeID="0x01010061DC9A153AAEEE45BACE06E01F8272AC" ma:contentTypeVersion="22" ma:contentTypeDescription="Create a new document." ma:contentTypeScope="" ma:versionID="f385d176d2edce8649242d2577021922">
+  <xsd:schema xmlns:xsd="http://www.w3.org/2001/XMLSchema" xmlns:xs="http://www.w3.org/2001/XMLSchema" xmlns:p="http://schemas.microsoft.com/office/2006/metadata/properties" xmlns:ns2="785685f2-c2e1-4352-89aa-3faca8eaba52" xmlns:ns3="5067c814-4b34-462c-a21d-c185ff6548d2" targetNamespace="http://schemas.microsoft.com/office/2006/metadata/properties" ma:root="true" ma:fieldsID="d524efdc8979a7138db3d9a62e6dc8ef" ns2:_="" ns3:_="">
     <xsd:import namespace="785685f2-c2e1-4352-89aa-3faca8eaba52"/>
     <xsd:import namespace="5067c814-4b34-462c-a21d-c185ff6548d2"/>
     <xsd:element name="properties">
@@ -22639,6 +22748,7 @@
                 <xsd:element ref="ns2:lcf76f155ced4ddcb4097134ff3c332f" minOccurs="0"/>
                 <xsd:element ref="ns3:TaxCatchAll" minOccurs="0"/>
                 <xsd:element ref="ns2:MediaServiceObjectDetectorVersions" minOccurs="0"/>
+                <xsd:element ref="ns2:MediaServiceSearchProperties" minOccurs="0"/>
               </xsd:all>
             </xsd:complexType>
           </xsd:element>
@@ -22754,6 +22864,11 @@
     <xsd:element name="MediaServiceObjectDetectorVersions" ma:index="28" nillable="true" ma:displayName="MediaServiceObjectDetectorVersions" ma:hidden="true" ma:indexed="true" ma:internalName="MediaServiceObjectDetectorVersions" ma:readOnly="true">
       <xsd:simpleType>
         <xsd:restriction base="dms:Text"/>
+      </xsd:simpleType>
+    </xsd:element>
+    <xsd:element name="MediaServiceSearchProperties" ma:index="29" nillable="true" ma:displayName="MediaServiceSearchProperties" ma:hidden="true" ma:internalName="MediaServiceSearchProperties" ma:readOnly="true">
+      <xsd:simpleType>
+        <xsd:restriction base="dms:Note"/>
       </xsd:simpleType>
     </xsd:element>
   </xsd:schema>
@@ -22897,7 +23012,47 @@
 </ct:contentTypeSchema>
 </file>
 
+<file path=customXml/item4.xml><?xml version="1.0" encoding="utf-8"?>
+<?mso-contentType ?>
+<FormTemplates xmlns="http://schemas.microsoft.com/sharepoint/v3/contenttype/forms">
+  <Display>DocumentLibraryForm</Display>
+  <Edit>DocumentLibraryForm</Edit>
+  <New>DocumentLibraryForm</New>
+</FormTemplates>
+</file>
+
+<file path=customXml/item5.xml><?xml version="1.0" encoding="utf-8"?>
+<p:properties xmlns:p="http://schemas.microsoft.com/office/2006/metadata/properties" xmlns:xsi="http://www.w3.org/2001/XMLSchema-instance" xmlns:pc="http://schemas.microsoft.com/office/infopath/2007/PartnerControls">
+  <documentManagement>
+    <b26d xmlns="785685f2-c2e1-4352-89aa-3faca8eaba52" xsi:nil="true"/>
+    <DateCCOReviewed xmlns="785685f2-c2e1-4352-89aa-3faca8eaba52" xsi:nil="true"/>
+    <oawc xmlns="785685f2-c2e1-4352-89aa-3faca8eaba52" xsi:nil="true"/>
+    <sipv xmlns="785685f2-c2e1-4352-89aa-3faca8eaba52" xsi:nil="true"/>
+    <_x0074_mv6 xmlns="785685f2-c2e1-4352-89aa-3faca8eaba52">
+      <UserInfo>
+        <DisplayName/>
+        <AccountId xsi:nil="true"/>
+        <AccountType/>
+      </UserInfo>
+    </_x0074_mv6>
+    <CCOReviewr xmlns="785685f2-c2e1-4352-89aa-3faca8eaba52" xsi:nil="true"/>
+    <TaxCatchAll xmlns="5067c814-4b34-462c-a21d-c185ff6548d2" xsi:nil="true"/>
+    <lcf76f155ced4ddcb4097134ff3c332f xmlns="785685f2-c2e1-4352-89aa-3faca8eaba52">
+      <Terms xmlns="http://schemas.microsoft.com/office/infopath/2007/PartnerControls"/>
+    </lcf76f155ced4ddcb4097134ff3c332f>
+  </documentManagement>
+</p:properties>
+</file>
+
 <file path=customXml/itemProps1.xml><?xml version="1.0" encoding="utf-8"?>
+<ds:datastoreItem xmlns:ds="http://schemas.openxmlformats.org/officeDocument/2006/customXml" ds:itemID="{F81FFC39-694B-4E6B-B438-488237FFF101}">
+  <ds:schemaRefs>
+    <ds:schemaRef ds:uri="http://schemas.openxmlformats.org/officeDocument/2006/bibliography"/>
+  </ds:schemaRefs>
+</ds:datastoreItem>
+</file>
+
+<file path=customXml/itemProps2.xml><?xml version="1.0" encoding="utf-8"?>
 <ds:datastoreItem xmlns:ds="http://schemas.openxmlformats.org/officeDocument/2006/customXml" ds:itemID="{DF7F06B7-DA85-4963-8C69-B09FF244B5C6}">
   <ds:schemaRefs>
     <ds:schemaRef ds:uri="http://schemas.openxmlformats.org/officeDocument/2006/bibliography"/>
@@ -22905,29 +23060,8 @@
 </ds:datastoreItem>
 </file>
 
-<file path=customXml/itemProps2.xml><?xml version="1.0" encoding="utf-8"?>
-<ds:datastoreItem xmlns:ds="http://schemas.openxmlformats.org/officeDocument/2006/customXml" ds:itemID="{F81FFC39-694B-4E6B-B438-488237FFF101}">
-  <ds:schemaRefs>
-    <ds:schemaRef ds:uri="http://schemas.openxmlformats.org/officeDocument/2006/bibliography"/>
-  </ds:schemaRefs>
-</ds:datastoreItem>
-</file>
-
 <file path=customXml/itemProps3.xml><?xml version="1.0" encoding="utf-8"?>
-<ds:datastoreItem xmlns:ds="http://schemas.openxmlformats.org/officeDocument/2006/customXml" ds:itemID="{F12DEE38-0B8F-4CCA-8255-A9F9C22F901B}">
-  <ds:schemaRefs>
-    <ds:schemaRef ds:uri="http://schemas.microsoft.com/office/2006/metadata/properties"/>
-    <ds:schemaRef ds:uri="http://purl.org/dc/elements/1.1/"/>
-    <ds:schemaRef ds:uri="http://schemas.microsoft.com/office/infopath/2007/PartnerControls"/>
-    <ds:schemaRef ds:uri="http://schemas.microsoft.com/office/2006/documentManagement/types"/>
-    <ds:schemaRef ds:uri="http://purl.org/dc/terms/"/>
-    <ds:schemaRef ds:uri="http://www.w3.org/XML/1998/namespace"/>
-    <ds:schemaRef ds:uri="http://purl.org/dc/dcmitype/"/>
-    <ds:schemaRef ds:uri="http://schemas.openxmlformats.org/package/2006/metadata/core-properties"/>
-    <ds:schemaRef ds:uri="5067c814-4b34-462c-a21d-c185ff6548d2"/>
-    <ds:schemaRef ds:uri="785685f2-c2e1-4352-89aa-3faca8eaba52"/>
-  </ds:schemaRefs>
-</ds:datastoreItem>
+<ds:datastoreItem xmlns:ds="http://schemas.openxmlformats.org/officeDocument/2006/customXml" ds:itemID="{AE1B14CE-C344-4BEC-B2A2-3970B47080A3}"/>
 </file>
 
 <file path=customXml/itemProps4.xml><?xml version="1.0" encoding="utf-8"?>
@@ -22939,20 +23073,12 @@
 </file>
 
 <file path=customXml/itemProps5.xml><?xml version="1.0" encoding="utf-8"?>
-<ds:datastoreItem xmlns:ds="http://schemas.openxmlformats.org/officeDocument/2006/customXml" ds:itemID="{48B8516A-CB3A-4548-8AC9-6ECF5E5E27C5}">
+<ds:datastoreItem xmlns:ds="http://schemas.openxmlformats.org/officeDocument/2006/customXml" ds:itemID="{F12DEE38-0B8F-4CCA-8255-A9F9C22F901B}">
   <ds:schemaRefs>
-    <ds:schemaRef ds:uri="http://schemas.microsoft.com/office/2006/metadata/contentType"/>
-    <ds:schemaRef ds:uri="http://schemas.microsoft.com/office/2006/metadata/properties/metaAttributes"/>
-    <ds:schemaRef ds:uri="http://www.w3.org/2001/XMLSchema"/>
     <ds:schemaRef ds:uri="http://schemas.microsoft.com/office/2006/metadata/properties"/>
+    <ds:schemaRef ds:uri="http://schemas.microsoft.com/office/infopath/2007/PartnerControls"/>
     <ds:schemaRef ds:uri="785685f2-c2e1-4352-89aa-3faca8eaba52"/>
     <ds:schemaRef ds:uri="5067c814-4b34-462c-a21d-c185ff6548d2"/>
-    <ds:schemaRef ds:uri="http://schemas.microsoft.com/office/2006/documentManagement/types"/>
-    <ds:schemaRef ds:uri="http://schemas.microsoft.com/office/infopath/2007/PartnerControls"/>
-    <ds:schemaRef ds:uri="http://schemas.openxmlformats.org/package/2006/metadata/core-properties"/>
-    <ds:schemaRef ds:uri="http://purl.org/dc/elements/1.1/"/>
-    <ds:schemaRef ds:uri="http://purl.org/dc/terms/"/>
-    <ds:schemaRef ds:uri="http://schemas.microsoft.com/internal/obd"/>
   </ds:schemaRefs>
 </ds:datastoreItem>
 </file>